--- a/Projeto de Software e Segurança da Informação - 2026/Projeto de Software/Provas/3F/P1 - Modelo.docx
+++ b/Projeto de Software e Segurança da Informação - 2026/Projeto de Software/Provas/3F/P1 - Modelo.docx
@@ -3016,13 +3016,7 @@
     <w:p>
       <w:proofErr w:type="gramStart"/>
       <w:r>
-        <w:t>(</w:t>
-      </w:r>
-      <w:r>
-        <w:t xml:space="preserve">    </w:t>
-      </w:r>
-      <w:r>
-        <w:t>)</w:t>
+        <w:t>(    )</w:t>
       </w:r>
       <w:proofErr w:type="gramEnd"/>
       <w:r>
@@ -3032,13 +3026,7 @@
     <w:p>
       <w:proofErr w:type="gramStart"/>
       <w:r>
-        <w:t>(</w:t>
-      </w:r>
-      <w:r>
-        <w:t xml:space="preserve">  </w:t>
-      </w:r>
-      <w:r>
-        <w:t>)</w:t>
+        <w:t>(  )</w:t>
       </w:r>
       <w:proofErr w:type="gramEnd"/>
       <w:r>
@@ -3064,13 +3052,7 @@
     <w:p>
       <w:proofErr w:type="gramStart"/>
       <w:r>
-        <w:t>(</w:t>
-      </w:r>
-      <w:r>
-        <w:t xml:space="preserve">    </w:t>
-      </w:r>
-      <w:r>
-        <w:t>)</w:t>
+        <w:t>(    )</w:t>
       </w:r>
       <w:proofErr w:type="gramEnd"/>
       <w:r>
@@ -3088,13 +3070,7 @@
     <w:p>
       <w:proofErr w:type="gramStart"/>
       <w:r>
-        <w:t>(</w:t>
-      </w:r>
-      <w:r>
-        <w:t xml:space="preserve">    </w:t>
-      </w:r>
-      <w:r>
-        <w:t>)</w:t>
+        <w:t>(    )</w:t>
       </w:r>
       <w:proofErr w:type="gramEnd"/>
       <w:r>
@@ -3125,17 +3101,11 @@
       </w:pPr>
       <w:proofErr w:type="gramStart"/>
       <w:r>
-        <w:t>(</w:t>
-      </w:r>
-      <w:r>
-        <w:t xml:space="preserve">  </w:t>
+        <w:t xml:space="preserve">(  </w:t>
       </w:r>
       <w:proofErr w:type="gramEnd"/>
       <w:r>
-        <w:t xml:space="preserve"> </w:t>
-      </w:r>
-      <w:r>
-        <w:t xml:space="preserve">) O modificador de acesso </w:t>
+        <w:t xml:space="preserve"> ) O modificador de acesso </w:t>
       </w:r>
       <w:proofErr w:type="spellStart"/>
       <w:r>

--- a/Projeto de Software e Segurança da Informação - 2026/Projeto de Software/Provas/3F/P1 - Modelo.docx
+++ b/Projeto de Software e Segurança da Informação - 2026/Projeto de Software/Provas/3F/P1 - Modelo.docx
@@ -281,14 +281,11 @@
         <w:jc w:val="center"/>
       </w:pPr>
       <w:r>
-        <w:rPr>
-          <w:noProof/>
-        </w:rPr>
         <w:drawing>
-          <wp:inline distT="0" distB="0" distL="0" distR="0" wp14:anchorId="20FFAFC6" wp14:editId="4E7A79BF">
-            <wp:extent cx="4061156" cy="1595454"/>
+          <wp:inline distT="0" distB="0" distL="0" distR="0" wp14:anchorId="052657F1" wp14:editId="2FD42817">
+            <wp:extent cx="5400040" cy="918210"/>
             <wp:effectExtent l="0" t="0" r="0" b="0"/>
-            <wp:docPr id="1133382682" name="Imagem 1133382682" descr="Interface gráfica do usuário, Texto&#10;&#10;O conteúdo gerado por IA pode estar incorreto."/>
+            <wp:docPr id="2084982341" name="Imagem 1"/>
             <wp:cNvGraphicFramePr>
               <a:graphicFrameLocks xmlns:a="http://schemas.openxmlformats.org/drawingml/2006/main" noChangeAspect="1"/>
             </wp:cNvGraphicFramePr>
@@ -296,22 +293,19 @@
               <a:graphicData uri="http://schemas.openxmlformats.org/drawingml/2006/picture">
                 <pic:pic xmlns:pic="http://schemas.openxmlformats.org/drawingml/2006/picture">
                   <pic:nvPicPr>
-                    <pic:cNvPr id="1133382682" name="Imagem 1133382682" descr="Interface gráfica do usuário, Texto&#10;&#10;O conteúdo gerado por IA pode estar incorreto."/>
-                    <pic:cNvPicPr>
-                      <a:picLocks noChangeAspect="1" noChangeArrowheads="1"/>
-                    </pic:cNvPicPr>
+                    <pic:cNvPr id="2084982341" name=""/>
+                    <pic:cNvPicPr/>
                   </pic:nvPicPr>
                   <pic:blipFill>
                     <a:blip r:embed="rId7"/>
-                    <a:srcRect/>
                     <a:stretch>
                       <a:fillRect/>
                     </a:stretch>
                   </pic:blipFill>
-                  <pic:spPr bwMode="auto">
+                  <pic:spPr>
                     <a:xfrm>
                       <a:off x="0" y="0"/>
-                      <a:ext cx="4067116" cy="1597795"/>
+                      <a:ext cx="5400040" cy="918210"/>
                     </a:xfrm>
                     <a:prstGeom prst="rect">
                       <a:avLst/>
@@ -473,7 +467,6 @@
         <w:rPr>
           <w:rFonts w:eastAsia="Times New Roman" w:cs="Times New Roman"/>
           <w:szCs w:val="24"/>
-          <w:highlight w:val="yellow"/>
           <w:lang w:eastAsia="pt-BR"/>
         </w:rPr>
         <w:t>C) I, II e IV</w:t>
@@ -527,14 +520,11 @@
     </w:p>
     <w:p>
       <w:r>
-        <w:rPr>
-          <w:noProof/>
-        </w:rPr>
         <w:drawing>
-          <wp:inline distT="0" distB="0" distL="0" distR="0" wp14:anchorId="202AC1BE" wp14:editId="28E66D4E">
-            <wp:extent cx="5334000" cy="2095500"/>
-            <wp:effectExtent l="0" t="0" r="0" b="0"/>
-            <wp:docPr id="1192943249" name="Imagem 1192943249" descr="Interface gráfica do usuário&#10;&#10;O conteúdo gerado por IA pode estar incorreto."/>
+          <wp:inline distT="0" distB="0" distL="0" distR="0" wp14:anchorId="02148376" wp14:editId="223F6BBE">
+            <wp:extent cx="5400040" cy="830580"/>
+            <wp:effectExtent l="0" t="0" r="0" b="7620"/>
+            <wp:docPr id="1516115972" name="Imagem 1"/>
             <wp:cNvGraphicFramePr>
               <a:graphicFrameLocks xmlns:a="http://schemas.openxmlformats.org/drawingml/2006/main" noChangeAspect="1"/>
             </wp:cNvGraphicFramePr>
@@ -542,22 +532,19 @@
               <a:graphicData uri="http://schemas.openxmlformats.org/drawingml/2006/picture">
                 <pic:pic xmlns:pic="http://schemas.openxmlformats.org/drawingml/2006/picture">
                   <pic:nvPicPr>
-                    <pic:cNvPr id="1192943249" name="Imagem 1192943249" descr="Interface gráfica do usuário&#10;&#10;O conteúdo gerado por IA pode estar incorreto."/>
-                    <pic:cNvPicPr>
-                      <a:picLocks noChangeAspect="1" noChangeArrowheads="1"/>
-                    </pic:cNvPicPr>
+                    <pic:cNvPr id="1516115972" name=""/>
+                    <pic:cNvPicPr/>
                   </pic:nvPicPr>
                   <pic:blipFill>
                     <a:blip r:embed="rId8"/>
-                    <a:srcRect/>
                     <a:stretch>
                       <a:fillRect/>
                     </a:stretch>
                   </pic:blipFill>
-                  <pic:spPr bwMode="auto">
+                  <pic:spPr>
                     <a:xfrm>
                       <a:off x="0" y="0"/>
-                      <a:ext cx="5334000" cy="2095500"/>
+                      <a:ext cx="5400040" cy="830580"/>
                     </a:xfrm>
                     <a:prstGeom prst="rect">
                       <a:avLst/>
@@ -627,22 +614,21 @@
           <w:rFonts w:eastAsiaTheme="majorEastAsia" w:cstheme="majorBidi"/>
           <w:szCs w:val="28"/>
         </w:rPr>
-        <w:t>IV. Um aluno pode existir no cadastro sem possuir nenhuma matrícula registrada.</w:t>
-      </w:r>
-    </w:p>
-    <w:p>
-      <w:pPr>
+        <w:t xml:space="preserve">IV. Um aluno pode existir no cadastro sem possuir nenhuma </w:t>
+      </w:r>
+      <w:r>
         <w:rPr>
           <w:rFonts w:eastAsiaTheme="majorEastAsia" w:cstheme="majorBidi"/>
           <w:szCs w:val="28"/>
         </w:rPr>
-      </w:pPr>
+        <w:t>disciplina</w:t>
+      </w:r>
       <w:r>
         <w:rPr>
           <w:rFonts w:eastAsiaTheme="majorEastAsia" w:cstheme="majorBidi"/>
           <w:szCs w:val="28"/>
         </w:rPr>
-        <w:t>Com base nas regras acima, assinale a alternativa correta:</w:t>
+        <w:t xml:space="preserve"> registrada.</w:t>
       </w:r>
     </w:p>
     <w:p>
@@ -657,7 +643,7 @@
           <w:rFonts w:eastAsiaTheme="majorEastAsia" w:cstheme="majorBidi"/>
           <w:szCs w:val="28"/>
         </w:rPr>
-        <w:t>A) I, II e III</w:t>
+        <w:t>Com base nas regras acima, assinale a alternativa correta:</w:t>
       </w:r>
     </w:p>
     <w:p>
@@ -672,7 +658,7 @@
           <w:rFonts w:eastAsiaTheme="majorEastAsia" w:cstheme="majorBidi"/>
           <w:szCs w:val="28"/>
         </w:rPr>
-        <w:t>B) II e IV</w:t>
+        <w:t>A) I, II e III</w:t>
       </w:r>
     </w:p>
     <w:p>
@@ -687,7 +673,36 @@
           <w:rFonts w:eastAsiaTheme="majorEastAsia" w:cstheme="majorBidi"/>
           <w:szCs w:val="28"/>
         </w:rPr>
-        <w:t>C) I, III e IV</w:t>
+        <w:t>B) II e IV</w:t>
+      </w:r>
+    </w:p>
+    <w:p>
+      <w:pPr>
+        <w:rPr>
+          <w:rFonts w:eastAsiaTheme="majorEastAsia" w:cstheme="majorBidi"/>
+          <w:szCs w:val="28"/>
+        </w:rPr>
+      </w:pPr>
+      <w:r>
+        <w:rPr>
+          <w:rFonts w:eastAsiaTheme="majorEastAsia" w:cstheme="majorBidi"/>
+          <w:szCs w:val="28"/>
+        </w:rPr>
+        <w:t>C) I</w:t>
+      </w:r>
+      <w:r>
+        <w:rPr>
+          <w:rFonts w:eastAsiaTheme="majorEastAsia" w:cstheme="majorBidi"/>
+          <w:szCs w:val="28"/>
+        </w:rPr>
+        <w:t xml:space="preserve"> </w:t>
+      </w:r>
+      <w:r>
+        <w:rPr>
+          <w:rFonts w:eastAsiaTheme="majorEastAsia" w:cstheme="majorBidi"/>
+          <w:szCs w:val="28"/>
+        </w:rPr>
+        <w:t>e IV</w:t>
       </w:r>
     </w:p>
     <w:p>
@@ -729,7 +744,52 @@
     </w:p>
     <w:p>
       <w:r>
-        <w:t>Com base no texto, avalie as afirmações a seguir:</w:t>
+        <w:drawing>
+          <wp:inline distT="0" distB="0" distL="0" distR="0" wp14:anchorId="27E512CA" wp14:editId="33871E9E">
+            <wp:extent cx="5400040" cy="3163570"/>
+            <wp:effectExtent l="0" t="0" r="0" b="0"/>
+            <wp:docPr id="252296325" name="Imagem 1"/>
+            <wp:cNvGraphicFramePr>
+              <a:graphicFrameLocks xmlns:a="http://schemas.openxmlformats.org/drawingml/2006/main" noChangeAspect="1"/>
+            </wp:cNvGraphicFramePr>
+            <a:graphic xmlns:a="http://schemas.openxmlformats.org/drawingml/2006/main">
+              <a:graphicData uri="http://schemas.openxmlformats.org/drawingml/2006/picture">
+                <pic:pic xmlns:pic="http://schemas.openxmlformats.org/drawingml/2006/picture">
+                  <pic:nvPicPr>
+                    <pic:cNvPr id="252296325" name=""/>
+                    <pic:cNvPicPr/>
+                  </pic:nvPicPr>
+                  <pic:blipFill>
+                    <a:blip r:embed="rId9"/>
+                    <a:stretch>
+                      <a:fillRect/>
+                    </a:stretch>
+                  </pic:blipFill>
+                  <pic:spPr>
+                    <a:xfrm>
+                      <a:off x="0" y="0"/>
+                      <a:ext cx="5400040" cy="3163570"/>
+                    </a:xfrm>
+                    <a:prstGeom prst="rect">
+                      <a:avLst/>
+                    </a:prstGeom>
+                  </pic:spPr>
+                </pic:pic>
+              </a:graphicData>
+            </a:graphic>
+          </wp:inline>
+        </w:drawing>
+      </w:r>
+    </w:p>
+    <w:p>
+      <w:r>
+        <w:t>Com base n</w:t>
+      </w:r>
+      <w:r>
+        <w:t>o diagrama de uso</w:t>
+      </w:r>
+      <w:r>
+        <w:t>, avalie as afirmações a seguir:</w:t>
       </w:r>
     </w:p>
     <w:p>
@@ -744,6 +804,7 @@
     </w:p>
     <w:p>
       <w:r>
+        <w:lastRenderedPageBreak/>
         <w:t>III. O desconto de convênio só é aplicado sob uma condição específica.</w:t>
       </w:r>
     </w:p>
@@ -777,9 +838,6 @@
     </w:p>
     <w:p>
       <w:r>
-        <w:rPr>
-          <w:highlight w:val="yellow"/>
-        </w:rPr>
         <w:t>B) I, III e V</w:t>
       </w:r>
     </w:p>
@@ -800,7 +858,6 @@
         </w:pBdr>
       </w:pPr>
       <w:r>
-        <w:lastRenderedPageBreak/>
         <w:t>E) III, IV e V</w:t>
       </w:r>
     </w:p>
@@ -1043,7 +1100,6 @@
         <w:rPr>
           <w:sz w:val="16"/>
           <w:szCs w:val="16"/>
-          <w:lang w:val="en-US"/>
         </w:rPr>
       </w:pPr>
       <w:r>
@@ -1063,7 +1119,6 @@
           <w:color w:val="0033B3"/>
           <w:sz w:val="24"/>
           <w:szCs w:val="24"/>
-          <w:lang w:val="en-US"/>
         </w:rPr>
         <w:t>this</w:t>
       </w:r>
@@ -1074,7 +1129,6 @@
           <w:color w:val="871094"/>
           <w:sz w:val="24"/>
           <w:szCs w:val="24"/>
-          <w:lang w:val="en-US"/>
         </w:rPr>
         <w:t>.modelo</w:t>
       </w:r>
@@ -1087,7 +1141,6 @@
           <w:color w:val="871094"/>
           <w:sz w:val="24"/>
           <w:szCs w:val="24"/>
-          <w:lang w:val="en-US"/>
         </w:rPr>
         <w:t xml:space="preserve"> </w:t>
       </w:r>
@@ -1098,7 +1151,6 @@
           <w:color w:val="000000"/>
           <w:sz w:val="24"/>
           <w:szCs w:val="24"/>
-          <w:lang w:val="en-US"/>
         </w:rPr>
         <w:t>=</w:t>
       </w:r>
@@ -1106,12 +1158,9 @@
         <w:rPr>
           <w:sz w:val="16"/>
           <w:szCs w:val="16"/>
-          <w:lang w:val="en-US"/>
         </w:rPr>
         <w:t xml:space="preserve"> </w:t>
       </w:r>
-      <w:proofErr w:type="spellStart"/>
-      <w:proofErr w:type="gramStart"/>
       <w:r>
         <w:rPr>
           <w:b/>
@@ -1119,23 +1168,9 @@
           <w:color w:val="000000"/>
           <w:sz w:val="24"/>
           <w:szCs w:val="24"/>
-          <w:lang w:val="en-US"/>
-        </w:rPr>
-        <w:t>modelo</w:t>
-      </w:r>
-      <w:proofErr w:type="spellEnd"/>
-      <w:r>
-        <w:rPr>
-          <w:b/>
-          <w:bCs/>
-          <w:color w:val="000000"/>
-          <w:sz w:val="24"/>
-          <w:szCs w:val="24"/>
-          <w:lang w:val="en-US"/>
-        </w:rPr>
-        <w:t>;</w:t>
-      </w:r>
-      <w:proofErr w:type="gramEnd"/>
+        </w:rPr>
+        <w:t>modelo;</w:t>
+      </w:r>
     </w:p>
     <w:p>
       <w:pPr>
@@ -1148,14 +1183,12 @@
           <w:color w:val="000000"/>
           <w:sz w:val="24"/>
           <w:szCs w:val="24"/>
-          <w:lang w:val="en-US"/>
         </w:rPr>
       </w:pPr>
       <w:r>
         <w:rPr>
           <w:sz w:val="16"/>
           <w:szCs w:val="16"/>
-          <w:lang w:val="en-US"/>
         </w:rPr>
         <w:t xml:space="preserve">   </w:t>
       </w:r>
@@ -1166,7 +1199,6 @@
           <w:color w:val="000000"/>
           <w:sz w:val="24"/>
           <w:szCs w:val="24"/>
-          <w:lang w:val="en-US"/>
         </w:rPr>
         <w:t>}</w:t>
       </w:r>
@@ -1182,7 +1214,6 @@
           <w:color w:val="000000"/>
           <w:sz w:val="24"/>
           <w:szCs w:val="24"/>
-          <w:lang w:val="en-US"/>
         </w:rPr>
       </w:pPr>
       <w:r>
@@ -1192,7 +1223,6 @@
           <w:color w:val="000000"/>
           <w:sz w:val="24"/>
           <w:szCs w:val="24"/>
-          <w:lang w:val="en-US"/>
         </w:rPr>
         <w:t>}</w:t>
       </w:r>
@@ -1203,7 +1233,6 @@
           <w:color w:val="000000"/>
           <w:sz w:val="24"/>
           <w:szCs w:val="24"/>
-          <w:lang w:val="en-US"/>
         </w:rPr>
         <w:br/>
       </w:r>
@@ -1211,10 +1240,10 @@
         <w:rPr>
           <w:sz w:val="16"/>
           <w:szCs w:val="16"/>
-          <w:lang w:val="en-US"/>
         </w:rPr>
         <w:br/>
       </w:r>
+      <w:proofErr w:type="spellStart"/>
       <w:r>
         <w:rPr>
           <w:b/>
@@ -1222,18 +1251,18 @@
           <w:color w:val="0033B3"/>
           <w:sz w:val="24"/>
           <w:szCs w:val="24"/>
-          <w:lang w:val="en-US"/>
         </w:rPr>
         <w:t>public</w:t>
       </w:r>
+      <w:proofErr w:type="spellEnd"/>
       <w:r>
         <w:rPr>
           <w:sz w:val="16"/>
           <w:szCs w:val="16"/>
-          <w:lang w:val="en-US"/>
         </w:rPr>
         <w:t xml:space="preserve"> </w:t>
       </w:r>
+      <w:proofErr w:type="spellStart"/>
       <w:r>
         <w:rPr>
           <w:b/>
@@ -1241,15 +1270,14 @@
           <w:color w:val="0033B3"/>
           <w:sz w:val="24"/>
           <w:szCs w:val="24"/>
-          <w:lang w:val="en-US"/>
         </w:rPr>
         <w:t>class</w:t>
       </w:r>
+      <w:proofErr w:type="spellEnd"/>
       <w:r>
         <w:rPr>
           <w:sz w:val="16"/>
           <w:szCs w:val="16"/>
-          <w:lang w:val="en-US"/>
         </w:rPr>
         <w:t xml:space="preserve"> </w:t>
       </w:r>
@@ -1260,7 +1288,6 @@
           <w:color w:val="000000"/>
           <w:sz w:val="24"/>
           <w:szCs w:val="24"/>
-          <w:lang w:val="en-US"/>
         </w:rPr>
         <w:t>Carro</w:t>
       </w:r>
@@ -1268,10 +1295,10 @@
         <w:rPr>
           <w:sz w:val="16"/>
           <w:szCs w:val="16"/>
-          <w:lang w:val="en-US"/>
         </w:rPr>
         <w:t xml:space="preserve"> </w:t>
       </w:r>
+      <w:proofErr w:type="spellStart"/>
       <w:r>
         <w:rPr>
           <w:b/>
@@ -1279,19 +1306,18 @@
           <w:color w:val="0033B3"/>
           <w:sz w:val="24"/>
           <w:szCs w:val="24"/>
-          <w:lang w:val="en-US"/>
         </w:rPr>
         <w:t>extends</w:t>
       </w:r>
+      <w:proofErr w:type="spellEnd"/>
       <w:r>
         <w:rPr>
           <w:sz w:val="16"/>
           <w:szCs w:val="16"/>
-          <w:lang w:val="en-US"/>
         </w:rPr>
         <w:t xml:space="preserve"> </w:t>
       </w:r>
-      <w:proofErr w:type="spellStart"/>
+      <w:proofErr w:type="gramStart"/>
       <w:r>
         <w:rPr>
           <w:b/>
@@ -1299,16 +1325,14 @@
           <w:color w:val="000000"/>
           <w:sz w:val="24"/>
           <w:szCs w:val="24"/>
-          <w:lang w:val="en-US"/>
         </w:rPr>
         <w:t>Veiculo</w:t>
       </w:r>
-      <w:proofErr w:type="spellEnd"/>
+      <w:proofErr w:type="gramEnd"/>
       <w:r>
         <w:rPr>
           <w:sz w:val="16"/>
           <w:szCs w:val="16"/>
-          <w:lang w:val="en-US"/>
         </w:rPr>
         <w:t xml:space="preserve"> </w:t>
       </w:r>
@@ -1319,7 +1343,6 @@
           <w:color w:val="000000"/>
           <w:sz w:val="24"/>
           <w:szCs w:val="24"/>
-          <w:lang w:val="en-US"/>
         </w:rPr>
         <w:t>{</w:t>
       </w:r>
@@ -1384,7 +1407,6 @@
         </w:rPr>
         <w:t>(</w:t>
       </w:r>
-      <w:proofErr w:type="spellStart"/>
       <w:proofErr w:type="gramEnd"/>
       <w:r>
         <w:rPr>
@@ -1394,18 +1416,7 @@
           <w:sz w:val="24"/>
           <w:szCs w:val="24"/>
         </w:rPr>
-        <w:t>String</w:t>
-      </w:r>
-      <w:proofErr w:type="spellEnd"/>
-      <w:r>
-        <w:rPr>
-          <w:b/>
-          <w:bCs/>
-          <w:color w:val="000000"/>
-          <w:sz w:val="24"/>
-          <w:szCs w:val="24"/>
-        </w:rPr>
-        <w:t xml:space="preserve"> modelo) {</w:t>
+        <w:t>String modelo) {</w:t>
       </w:r>
     </w:p>
     <w:p>
@@ -1417,7 +1428,7 @@
           <w:color w:val="385623" w:themeColor="accent6" w:themeShade="80"/>
           <w:sz w:val="24"/>
           <w:szCs w:val="24"/>
-          <w:lang w:val="en-US" w:eastAsia="pt-BR"/>
+          <w:lang w:eastAsia="pt-BR"/>
         </w:rPr>
       </w:pPr>
       <w:r>
@@ -1459,50 +1470,10 @@
           <w:color w:val="385623" w:themeColor="accent6" w:themeShade="80"/>
           <w:sz w:val="24"/>
           <w:szCs w:val="24"/>
-          <w:lang w:val="en-US" w:eastAsia="pt-BR"/>
-        </w:rPr>
-        <w:t xml:space="preserve">// </w:t>
-      </w:r>
-      <w:proofErr w:type="spellStart"/>
-      <w:r>
-        <w:rPr>
-          <w:rFonts w:ascii="Courier New" w:eastAsia="Times New Roman" w:hAnsi="Courier New" w:cs="Courier New"/>
-          <w:b/>
-          <w:bCs/>
-          <w:color w:val="385623" w:themeColor="accent6" w:themeShade="80"/>
-          <w:sz w:val="24"/>
-          <w:szCs w:val="24"/>
-          <w:lang w:val="en-US" w:eastAsia="pt-BR"/>
-        </w:rPr>
-        <w:t>Linha</w:t>
-      </w:r>
-      <w:proofErr w:type="spellEnd"/>
-      <w:r>
-        <w:rPr>
-          <w:rFonts w:ascii="Courier New" w:eastAsia="Times New Roman" w:hAnsi="Courier New" w:cs="Courier New"/>
-          <w:b/>
-          <w:bCs/>
-          <w:color w:val="385623" w:themeColor="accent6" w:themeShade="80"/>
-          <w:sz w:val="24"/>
-          <w:szCs w:val="24"/>
-          <w:lang w:val="en-US" w:eastAsia="pt-BR"/>
-        </w:rPr>
-        <w:t xml:space="preserve"> </w:t>
-      </w:r>
-      <w:proofErr w:type="spellStart"/>
-      <w:r>
-        <w:rPr>
-          <w:rFonts w:ascii="Courier New" w:eastAsia="Times New Roman" w:hAnsi="Courier New" w:cs="Courier New"/>
-          <w:b/>
-          <w:bCs/>
-          <w:color w:val="385623" w:themeColor="accent6" w:themeShade="80"/>
-          <w:sz w:val="24"/>
-          <w:szCs w:val="24"/>
-          <w:lang w:val="en-US" w:eastAsia="pt-BR"/>
-        </w:rPr>
-        <w:t>faltante</w:t>
-      </w:r>
-      <w:proofErr w:type="spellEnd"/>
+          <w:lang w:eastAsia="pt-BR"/>
+        </w:rPr>
+        <w:t>// Linha faltante</w:t>
+      </w:r>
     </w:p>
     <w:p>
       <w:pPr>
@@ -1740,7 +1711,6 @@
         </w:rPr>
         <w:t xml:space="preserve">private String </w:t>
       </w:r>
-      <w:proofErr w:type="spellStart"/>
       <w:r>
         <w:rPr>
           <w:b/>
@@ -1752,7 +1722,6 @@
         </w:rPr>
         <w:t>nome</w:t>
       </w:r>
-      <w:proofErr w:type="spellEnd"/>
       <w:r>
         <w:rPr>
           <w:b/>
@@ -1835,7 +1804,6 @@
         </w:rPr>
         <w:t xml:space="preserve">String </w:t>
       </w:r>
-      <w:proofErr w:type="spellStart"/>
       <w:r>
         <w:rPr>
           <w:b/>
@@ -1847,7 +1815,6 @@
         </w:rPr>
         <w:t>nome</w:t>
       </w:r>
-      <w:proofErr w:type="spellEnd"/>
       <w:r>
         <w:rPr>
           <w:b/>
@@ -1930,7 +1897,6 @@
         </w:rPr>
         <w:t xml:space="preserve">= </w:t>
       </w:r>
-      <w:proofErr w:type="spellStart"/>
       <w:r>
         <w:rPr>
           <w:b/>
@@ -1942,7 +1908,6 @@
         </w:rPr>
         <w:t>nome</w:t>
       </w:r>
-      <w:proofErr w:type="spellEnd"/>
       <w:r>
         <w:rPr>
           <w:b/>
@@ -2044,6 +2009,7 @@
           <w:szCs w:val="24"/>
           <w:lang w:val="en-US"/>
         </w:rPr>
+        <w:lastRenderedPageBreak/>
         <w:t>public</w:t>
       </w:r>
       <w:r>
@@ -2453,7 +2419,6 @@
     </w:p>
     <w:p>
       <w:r>
-        <w:lastRenderedPageBreak/>
         <w:t xml:space="preserve">B) O erro ocorre porque o atributo nome é </w:t>
       </w:r>
       <w:proofErr w:type="spellStart"/>
@@ -2490,63 +2455,163 @@
         </w:pBdr>
       </w:pPr>
       <w:r>
-        <w:t xml:space="preserve">D) O erro ocorre porque o tipo </w:t>
+        <w:t xml:space="preserve">D) O erro ocorre porque o tipo String não pode ser impresso diretamente; é necessário converter para </w:t>
       </w:r>
       <w:proofErr w:type="spellStart"/>
       <w:r>
-        <w:t>String</w:t>
+        <w:t>int</w:t>
       </w:r>
       <w:proofErr w:type="spellEnd"/>
       <w:r>
-        <w:t xml:space="preserve"> não pode ser impresso diretamente; é necessário converter para </w:t>
+        <w:t xml:space="preserve"> antes.</w:t>
+      </w:r>
+    </w:p>
+    <w:p>
+      <w:pPr>
+        <w:pStyle w:val="Ttulo1"/>
+        <w:rPr>
+          <w:bCs/>
+        </w:rPr>
+      </w:pPr>
+      <w:r>
+        <w:rPr>
+          <w:bCs/>
+        </w:rPr>
+        <w:t>Análise de Cenários e Pilares da Segurança</w:t>
+      </w:r>
+    </w:p>
+    <w:p>
+      <w:r>
+        <w:t>A Tríade CIA (Confidencialidade, Integridade e Disponibilidade) representa os pilares fundamentais da Segurança da Informação. Leia os cenários abaixo e identifique qual pilar foi diretamente afetado em cada caso, justificando brevemente sua resposta:</w:t>
+      </w:r>
+    </w:p>
+    <w:p/>
+    <w:p>
+      <w:pPr>
+        <w:rPr>
+          <w:b/>
+          <w:bCs/>
+        </w:rPr>
+      </w:pPr>
+      <w:r>
+        <w:rPr>
+          <w:b/>
+          <w:bCs/>
+        </w:rPr>
+        <w:t>Cenário 1:</w:t>
+      </w:r>
+    </w:p>
+    <w:p>
+      <w:r>
+        <w:t>Um banco digital sofreu uma falha em seu sistema de geração de extratos. Os clientes podiam acessar normalmente suas contas, efetuar transferências e pagamentos, mas o histórico de transações exibido na tela apresentava lançamentos com valores incorretos e datas invertidas em relação ao real.</w:t>
+      </w:r>
+    </w:p>
+    <w:p>
+      <w:pPr>
+        <w:rPr>
+          <w:b/>
+          <w:bCs/>
+        </w:rPr>
+      </w:pPr>
+      <w:r>
+        <w:rPr>
+          <w:b/>
+          <w:bCs/>
+        </w:rPr>
+        <w:t>Pilar afetado: _________________________________</w:t>
+      </w:r>
+    </w:p>
+    <w:p>
+      <w:pPr>
+        <w:rPr>
+          <w:rFonts w:ascii="Cambria Math" w:hAnsi="Cambria Math" w:cs="Cambria Math"/>
+          <w:b/>
+          <w:bCs/>
+        </w:rPr>
+      </w:pPr>
+    </w:p>
+    <w:p>
+      <w:pPr>
+        <w:rPr>
+          <w:b/>
+          <w:bCs/>
+        </w:rPr>
+      </w:pPr>
+      <w:r>
+        <w:rPr>
+          <w:b/>
+          <w:bCs/>
+        </w:rPr>
+        <w:t>Cenário 2:</w:t>
+      </w:r>
+    </w:p>
+    <w:p>
+      <w:r>
+        <w:t>Uma seguradora teve seu banco de dados interno acessado por um ex-funcionário que utilizou credenciais ainda ativas. Ele não alterou nenhum dado, mas copiou os registros com nomes, endereços, histórico de sinistros e valores de apólices de mais de 20.000 segurados e os enviou para um concorrente.</w:t>
+      </w:r>
+    </w:p>
+    <w:p>
+      <w:pPr>
+        <w:rPr>
+          <w:b/>
+          <w:bCs/>
+        </w:rPr>
+      </w:pPr>
+      <w:r>
+        <w:rPr>
+          <w:b/>
+          <w:bCs/>
+        </w:rPr>
+        <w:t>Pilar afetado: _________________________________</w:t>
+      </w:r>
+    </w:p>
+    <w:p>
+      <w:pPr>
+        <w:rPr>
+          <w:rFonts w:ascii="Cambria Math" w:hAnsi="Cambria Math" w:cs="Cambria Math"/>
+          <w:b/>
+          <w:bCs/>
+        </w:rPr>
+      </w:pPr>
+    </w:p>
+    <w:p>
+      <w:pPr>
+        <w:rPr>
+          <w:b/>
+          <w:bCs/>
+        </w:rPr>
+      </w:pPr>
+      <w:r>
+        <w:rPr>
+          <w:b/>
+          <w:bCs/>
+        </w:rPr>
+        <w:t>Cenário 3:</w:t>
+      </w:r>
+    </w:p>
+    <w:p>
+      <w:r>
+        <w:t xml:space="preserve">Um serviço de cloud </w:t>
       </w:r>
       <w:proofErr w:type="spellStart"/>
       <w:r>
-        <w:t>int</w:t>
+        <w:t>gaming</w:t>
       </w:r>
       <w:proofErr w:type="spellEnd"/>
       <w:r>
-        <w:t xml:space="preserve"> antes.</w:t>
-      </w:r>
-    </w:p>
-    <w:p>
-      <w:pPr>
-        <w:pStyle w:val="Ttulo1"/>
-        <w:rPr>
-          <w:bCs/>
-        </w:rPr>
-      </w:pPr>
-      <w:r>
-        <w:rPr>
-          <w:bCs/>
-        </w:rPr>
-        <w:t>Análise de Cenários e Pilares da Segurança</w:t>
-      </w:r>
-    </w:p>
-    <w:p>
-      <w:r>
-        <w:t>A Tríade CIA (Confidencialidade, Integridade e Disponibilidade) representa os pilares fundamentais da Segurança da Informação. Leia os cenários abaixo e identifique qual pilar foi diretamente afetado em cada caso, justificando brevemente sua resposta:</w:t>
-      </w:r>
-    </w:p>
-    <w:p/>
-    <w:p>
-      <w:pPr>
-        <w:rPr>
-          <w:b/>
-          <w:bCs/>
-        </w:rPr>
-      </w:pPr>
-      <w:r>
-        <w:rPr>
-          <w:b/>
-          <w:bCs/>
-        </w:rPr>
-        <w:t>Cenário 1:</w:t>
-      </w:r>
-    </w:p>
-    <w:p>
-      <w:r>
-        <w:t>Um banco digital sofreu uma falha em seu sistema de geração de extratos. Os clientes podiam acessar normalmente suas contas, efetuar transferências e pagamentos, mas o histórico de transações exibido na tela apresentava lançamentos com valores incorretos e datas invertidas em relação ao real.</w:t>
+        <w:t xml:space="preserve"> foi alvo de um ataque de negação de serviço (</w:t>
+      </w:r>
+      <w:proofErr w:type="spellStart"/>
+      <w:r>
+        <w:t>DDoS</w:t>
+      </w:r>
+      <w:proofErr w:type="spellEnd"/>
+      <w:r>
+        <w:t xml:space="preserve">) durante o fim de semana de lançamento de um jogo muito aguardado. A infraestrutura ficou completamente </w:t>
+      </w:r>
+      <w:r>
+        <w:lastRenderedPageBreak/>
+        <w:t>inoperante por 18 horas, impedindo milhares de jogadores de acessar o serviço pelo qual pagavam mensalidade.</w:t>
       </w:r>
     </w:p>
     <w:p>
@@ -2585,110 +2650,6 @@
           <w:b/>
           <w:bCs/>
         </w:rPr>
-        <w:t>Cenário 2:</w:t>
-      </w:r>
-    </w:p>
-    <w:p>
-      <w:r>
-        <w:t>Uma seguradora teve seu banco de dados interno acessado por um ex-funcionário que utilizou credenciais ainda ativas. Ele não alterou nenhum dado, mas copiou os registros com nomes, endereços, histórico de sinistros e valores de apólices de mais de 20.000 segurados e os enviou para um concorrente.</w:t>
-      </w:r>
-    </w:p>
-    <w:p>
-      <w:pPr>
-        <w:rPr>
-          <w:b/>
-          <w:bCs/>
-        </w:rPr>
-      </w:pPr>
-      <w:r>
-        <w:rPr>
-          <w:b/>
-          <w:bCs/>
-        </w:rPr>
-        <w:t>Pilar afetado: _________________________________</w:t>
-      </w:r>
-    </w:p>
-    <w:p>
-      <w:pPr>
-        <w:rPr>
-          <w:rFonts w:ascii="Cambria Math" w:hAnsi="Cambria Math" w:cs="Cambria Math"/>
-          <w:b/>
-          <w:bCs/>
-        </w:rPr>
-      </w:pPr>
-    </w:p>
-    <w:p>
-      <w:pPr>
-        <w:rPr>
-          <w:b/>
-          <w:bCs/>
-        </w:rPr>
-      </w:pPr>
-      <w:r>
-        <w:rPr>
-          <w:b/>
-          <w:bCs/>
-        </w:rPr>
-        <w:t>Cenário 3:</w:t>
-      </w:r>
-    </w:p>
-    <w:p>
-      <w:r>
-        <w:t xml:space="preserve">Um serviço de cloud </w:t>
-      </w:r>
-      <w:proofErr w:type="spellStart"/>
-      <w:r>
-        <w:t>gaming</w:t>
-      </w:r>
-      <w:proofErr w:type="spellEnd"/>
-      <w:r>
-        <w:t xml:space="preserve"> foi alvo de um ataque de negação de serviço (</w:t>
-      </w:r>
-      <w:proofErr w:type="spellStart"/>
-      <w:r>
-        <w:t>DDoS</w:t>
-      </w:r>
-      <w:proofErr w:type="spellEnd"/>
-      <w:r>
-        <w:t>) durante o fim de semana de lançamento de um jogo muito aguardado. A infraestrutura ficou completamente inoperante por 18 horas, impedindo milhares de jogadores de acessar o serviço pelo qual pagavam mensalidade.</w:t>
-      </w:r>
-    </w:p>
-    <w:p>
-      <w:pPr>
-        <w:rPr>
-          <w:b/>
-          <w:bCs/>
-        </w:rPr>
-      </w:pPr>
-      <w:r>
-        <w:rPr>
-          <w:b/>
-          <w:bCs/>
-        </w:rPr>
-        <w:t>Pilar afetado: _________________________________</w:t>
-      </w:r>
-    </w:p>
-    <w:p>
-      <w:pPr>
-        <w:rPr>
-          <w:rFonts w:ascii="Cambria Math" w:hAnsi="Cambria Math" w:cs="Cambria Math"/>
-          <w:b/>
-          <w:bCs/>
-        </w:rPr>
-      </w:pPr>
-    </w:p>
-    <w:p>
-      <w:pPr>
-        <w:rPr>
-          <w:b/>
-          <w:bCs/>
-        </w:rPr>
-      </w:pPr>
-      <w:r>
-        <w:rPr>
-          <w:b/>
-          <w:bCs/>
-        </w:rPr>
         <w:t>Cenário 4:</w:t>
       </w:r>
     </w:p>
@@ -2709,7 +2670,6 @@
           <w:b/>
           <w:bCs/>
         </w:rPr>
-        <w:lastRenderedPageBreak/>
         <w:t>Pilar afetado: _________________________________</w:t>
       </w:r>
     </w:p>
@@ -2884,7 +2844,11 @@
       </w:r>
       <w:proofErr w:type="spellEnd"/>
       <w:r>
-        <w:t xml:space="preserve"> download de um aplicativo de produtividade gratuito em um site de terceiros. O app funcionava normalmente, mas em segundo plano abriu um canal de comunicação oculto com um servidor remoto, permitindo que um invasor executasse comandos e roubasse arquivos do computador da vítima sem qualquer indicação visual de comprometimento.</w:t>
+        <w:t xml:space="preserve"> download de um aplicativo de produtividade gratuito em um site de terceiros. O app funcionava normalmente, mas em segundo plano abriu um canal de comunicação oculto com </w:t>
+      </w:r>
+      <w:r>
+        <w:lastRenderedPageBreak/>
+        <w:t>um servidor remoto, permitindo que um invasor executasse comandos e roubasse arquivos do computador da vítima sem qualquer indicação visual de comprometimento.</w:t>
       </w:r>
     </w:p>
     <w:p>
@@ -2928,11 +2892,7 @@
     </w:p>
     <w:p>
       <w:r>
-        <w:t xml:space="preserve">Uma escola técnica percebeu que seus computadores estavam funcionando muito lentamente. Ao investigar, o técnico de TI descobriu que um programa malicioso havia se replicado automaticamente por toda a rede via uma vulnerabilidade no protocolo de compartilhamento de </w:t>
-      </w:r>
-      <w:r>
-        <w:lastRenderedPageBreak/>
-        <w:t>arquivos, sem qualquer interação humana, chegando a infectar mais de 200 máquinas em menos de 30 minutos.</w:t>
+        <w:t>Uma escola técnica percebeu que seus computadores estavam funcionando muito lentamente. Ao investigar, o técnico de TI descobriu que um programa malicioso havia se replicado automaticamente por toda a rede via uma vulnerabilidade no protocolo de compartilhamento de arquivos, sem qualquer interação humana, chegando a infectar mais de 200 máquinas em menos de 30 minutos.</w:t>
       </w:r>
     </w:p>
     <w:p>
@@ -3002,15 +2962,7 @@
         <w:pStyle w:val="Ttulo1"/>
       </w:pPr>
       <w:r>
-        <w:t xml:space="preserve">Analise as afirmações abaixo sobre os conceitos de Classe, Objeto e Herança em Java, e marque (V) </w:t>
-      </w:r>
-      <w:proofErr w:type="gramStart"/>
-      <w:r>
-        <w:t>para Verdadeiro</w:t>
-      </w:r>
-      <w:proofErr w:type="gramEnd"/>
-      <w:r>
-        <w:t xml:space="preserve"> ou (F) para Falso: </w:t>
+        <w:t xml:space="preserve">Analise as afirmações abaixo sobre os conceitos de Classe, Objeto e Herança em Java, e marque (V) para Verdadeiro ou (F) para Falso: </w:t>
       </w:r>
     </w:p>
     <w:p>
@@ -3163,6 +3115,7 @@
     </w:p>
     <w:p>
       <w:r>
+        <w:lastRenderedPageBreak/>
         <w:t xml:space="preserve">B) O </w:t>
       </w:r>
       <w:proofErr w:type="spellStart"/>
@@ -3265,149 +3218,116 @@
           <w:rFonts w:eastAsiaTheme="majorEastAsia" w:cstheme="majorBidi"/>
           <w:szCs w:val="32"/>
         </w:rPr>
-        <w:t>• Atributos: nome (</w:t>
-      </w:r>
-      <w:proofErr w:type="spellStart"/>
+        <w:t xml:space="preserve">• Atributos: nome (String) e </w:t>
+      </w:r>
+      <w:proofErr w:type="gramStart"/>
       <w:r>
         <w:rPr>
           <w:rFonts w:eastAsiaTheme="majorEastAsia" w:cstheme="majorBidi"/>
           <w:szCs w:val="32"/>
         </w:rPr>
-        <w:t>String</w:t>
-      </w:r>
-      <w:proofErr w:type="spellEnd"/>
+        <w:t>salario</w:t>
+      </w:r>
+      <w:proofErr w:type="gramEnd"/>
       <w:r>
         <w:rPr>
           <w:rFonts w:eastAsiaTheme="majorEastAsia" w:cstheme="majorBidi"/>
           <w:szCs w:val="32"/>
         </w:rPr>
-        <w:t xml:space="preserve">) e </w:t>
-      </w:r>
-      <w:proofErr w:type="gramStart"/>
+        <w:t xml:space="preserve"> (</w:t>
+      </w:r>
+      <w:proofErr w:type="spellStart"/>
       <w:r>
         <w:rPr>
           <w:rFonts w:eastAsiaTheme="majorEastAsia" w:cstheme="majorBidi"/>
           <w:szCs w:val="32"/>
         </w:rPr>
-        <w:t>salario</w:t>
-      </w:r>
-      <w:proofErr w:type="gramEnd"/>
+        <w:t>double</w:t>
+      </w:r>
+      <w:proofErr w:type="spellEnd"/>
       <w:r>
         <w:rPr>
           <w:rFonts w:eastAsiaTheme="majorEastAsia" w:cstheme="majorBidi"/>
           <w:szCs w:val="32"/>
         </w:rPr>
-        <w:t xml:space="preserve"> (</w:t>
-      </w:r>
-      <w:proofErr w:type="spellStart"/>
-      <w:r>
+        <w:t>), ambos privados.</w:t>
+      </w:r>
+    </w:p>
+    <w:p>
+      <w:pPr>
         <w:rPr>
           <w:rFonts w:eastAsiaTheme="majorEastAsia" w:cstheme="majorBidi"/>
           <w:szCs w:val="32"/>
         </w:rPr>
-        <w:t>double</w:t>
-      </w:r>
-      <w:proofErr w:type="spellEnd"/>
+      </w:pPr>
       <w:r>
         <w:rPr>
           <w:rFonts w:eastAsiaTheme="majorEastAsia" w:cstheme="majorBidi"/>
           <w:szCs w:val="32"/>
         </w:rPr>
-        <w:t>), ambos privados.</w:t>
-      </w:r>
-    </w:p>
-    <w:p>
-      <w:pPr>
+        <w:t xml:space="preserve">• Um construtor que receba nome e </w:t>
+      </w:r>
+      <w:proofErr w:type="gramStart"/>
+      <w:r>
         <w:rPr>
           <w:rFonts w:eastAsiaTheme="majorEastAsia" w:cstheme="majorBidi"/>
           <w:szCs w:val="32"/>
         </w:rPr>
-      </w:pPr>
+        <w:t>salario</w:t>
+      </w:r>
+      <w:proofErr w:type="gramEnd"/>
       <w:r>
         <w:rPr>
           <w:rFonts w:eastAsiaTheme="majorEastAsia" w:cstheme="majorBidi"/>
           <w:szCs w:val="32"/>
         </w:rPr>
-        <w:lastRenderedPageBreak/>
-        <w:t xml:space="preserve">• Um construtor que receba nome e </w:t>
-      </w:r>
-      <w:proofErr w:type="gramStart"/>
-      <w:r>
+        <w:t xml:space="preserve"> como parâmetros e os atribua aos atributos da classe.</w:t>
+      </w:r>
+    </w:p>
+    <w:p>
+      <w:pPr>
         <w:rPr>
           <w:rFonts w:eastAsiaTheme="majorEastAsia" w:cstheme="majorBidi"/>
           <w:szCs w:val="32"/>
         </w:rPr>
-        <w:t>salario</w:t>
-      </w:r>
-      <w:proofErr w:type="gramEnd"/>
+      </w:pPr>
       <w:r>
         <w:rPr>
           <w:rFonts w:eastAsiaTheme="majorEastAsia" w:cstheme="majorBidi"/>
           <w:szCs w:val="32"/>
         </w:rPr>
-        <w:t xml:space="preserve"> como parâmetros e os atribua aos atributos da classe.</w:t>
-      </w:r>
-    </w:p>
-    <w:p>
-      <w:pPr>
+        <w:t xml:space="preserve">Na classe Main, instancie um objeto </w:t>
+      </w:r>
+      <w:proofErr w:type="spellStart"/>
+      <w:r>
         <w:rPr>
           <w:rFonts w:eastAsiaTheme="majorEastAsia" w:cstheme="majorBidi"/>
           <w:szCs w:val="32"/>
         </w:rPr>
-      </w:pPr>
+        <w:t>Funcionario</w:t>
+      </w:r>
+      <w:proofErr w:type="spellEnd"/>
       <w:r>
         <w:rPr>
           <w:rFonts w:eastAsiaTheme="majorEastAsia" w:cstheme="majorBidi"/>
           <w:szCs w:val="32"/>
         </w:rPr>
-        <w:t xml:space="preserve">Na classe </w:t>
-      </w:r>
-      <w:proofErr w:type="spellStart"/>
+        <w:t xml:space="preserve"> com os dados de sua escolha</w:t>
+      </w:r>
       <w:r>
         <w:rPr>
           <w:rFonts w:eastAsiaTheme="majorEastAsia" w:cstheme="majorBidi"/>
           <w:szCs w:val="32"/>
         </w:rPr>
-        <w:t>Main</w:t>
-      </w:r>
-      <w:proofErr w:type="spellEnd"/>
-      <w:r>
+        <w:t>.</w:t>
+      </w:r>
+    </w:p>
+    <w:p>
+      <w:pPr>
         <w:rPr>
           <w:rFonts w:eastAsiaTheme="majorEastAsia" w:cstheme="majorBidi"/>
           <w:szCs w:val="32"/>
         </w:rPr>
-        <w:t xml:space="preserve">, instancie um objeto </w:t>
-      </w:r>
-      <w:proofErr w:type="spellStart"/>
-      <w:r>
-        <w:rPr>
-          <w:rFonts w:eastAsiaTheme="majorEastAsia" w:cstheme="majorBidi"/>
-          <w:szCs w:val="32"/>
-        </w:rPr>
-        <w:t>Funcionario</w:t>
-      </w:r>
-      <w:proofErr w:type="spellEnd"/>
-      <w:r>
-        <w:rPr>
-          <w:rFonts w:eastAsiaTheme="majorEastAsia" w:cstheme="majorBidi"/>
-          <w:szCs w:val="32"/>
-        </w:rPr>
-        <w:t xml:space="preserve"> com os dados de sua escolha</w:t>
-      </w:r>
-      <w:r>
-        <w:rPr>
-          <w:rFonts w:eastAsiaTheme="majorEastAsia" w:cstheme="majorBidi"/>
-          <w:szCs w:val="32"/>
-        </w:rPr>
-        <w:t>.</w:t>
-      </w:r>
-    </w:p>
-    <w:p>
-      <w:pPr>
-        <w:rPr>
-          <w:rFonts w:eastAsiaTheme="majorEastAsia" w:cstheme="majorBidi"/>
-          <w:szCs w:val="32"/>
-        </w:rPr>
       </w:pPr>
     </w:p>
     <w:p>
@@ -3508,7 +3428,6 @@
         </w:rPr>
         <w:t xml:space="preserve">String </w:t>
       </w:r>
-      <w:proofErr w:type="spellStart"/>
       <w:r>
         <w:rPr>
           <w:b/>
@@ -3518,7 +3437,6 @@
         </w:rPr>
         <w:t>nome</w:t>
       </w:r>
-      <w:proofErr w:type="spellEnd"/>
       <w:r>
         <w:rPr>
           <w:b/>
@@ -4011,7 +3929,7 @@
     </w:p>
     <w:p/>
     <w:sectPr>
-      <w:headerReference w:type="first" r:id="rId9"/>
+      <w:headerReference w:type="first" r:id="rId10"/>
       <w:pgSz w:w="11906" w:h="16838"/>
       <w:pgMar w:top="1418" w:right="1701" w:bottom="1418" w:left="1701" w:header="2835" w:footer="709" w:gutter="0"/>
       <w:cols w:space="708"/>

--- a/Projeto de Software e Segurança da Informação - 2026/Projeto de Software/Provas/3F/P1 - Modelo.docx
+++ b/Projeto de Software e Segurança da Informação - 2026/Projeto de Software/Provas/3F/P1 - Modelo.docx
@@ -281,6 +281,9 @@
         <w:jc w:val="center"/>
       </w:pPr>
       <w:r>
+        <w:rPr>
+          <w:noProof/>
+        </w:rPr>
         <w:drawing>
           <wp:inline distT="0" distB="0" distL="0" distR="0" wp14:anchorId="052657F1" wp14:editId="2FD42817">
             <wp:extent cx="5400040" cy="918210"/>
@@ -520,6 +523,9 @@
     </w:p>
     <w:p>
       <w:r>
+        <w:rPr>
+          <w:noProof/>
+        </w:rPr>
         <w:drawing>
           <wp:inline distT="0" distB="0" distL="0" distR="0" wp14:anchorId="02148376" wp14:editId="223F6BBE">
             <wp:extent cx="5400040" cy="830580"/>
@@ -744,6 +750,9 @@
     </w:p>
     <w:p>
       <w:r>
+        <w:rPr>
+          <w:noProof/>
+        </w:rPr>
         <w:drawing>
           <wp:inline distT="0" distB="0" distL="0" distR="0" wp14:anchorId="27E512CA" wp14:editId="33871E9E">
             <wp:extent cx="5400040" cy="3163570"/>
@@ -1973,18 +1982,47 @@
     </w:p>
     <w:p>
       <w:pPr>
-        <w:rPr>
+        <w:pStyle w:val="Pr-formataoHTML"/>
+        <w:shd w:val="clear" w:color="auto" w:fill="FFFFFF"/>
+        <w:rPr>
+          <w:b/>
+          <w:bCs/>
+          <w:color w:val="080808"/>
           <w:sz w:val="28"/>
           <w:szCs w:val="28"/>
           <w:lang w:val="en-US"/>
         </w:rPr>
       </w:pPr>
-      <w:r>
-        <w:rPr>
+    </w:p>
+    <w:p>
+      <w:pPr>
+        <w:pStyle w:val="Pr-formataoHTML"/>
+        <w:shd w:val="clear" w:color="auto" w:fill="FFFFFF"/>
+        <w:rPr>
+          <w:b/>
+          <w:bCs/>
+          <w:color w:val="080808"/>
           <w:sz w:val="28"/>
           <w:szCs w:val="28"/>
           <w:lang w:val="en-US"/>
         </w:rPr>
+      </w:pPr>
+    </w:p>
+    <w:p>
+      <w:pPr>
+        <w:rPr>
+          <w:sz w:val="28"/>
+          <w:szCs w:val="28"/>
+          <w:lang w:val="en-US"/>
+        </w:rPr>
+      </w:pPr>
+      <w:r>
+        <w:rPr>
+          <w:sz w:val="28"/>
+          <w:szCs w:val="28"/>
+          <w:lang w:val="en-US"/>
+        </w:rPr>
+        <w:lastRenderedPageBreak/>
         <w:t>Classe - Main</w:t>
       </w:r>
     </w:p>
@@ -2009,7 +2047,6 @@
           <w:szCs w:val="24"/>
           <w:lang w:val="en-US"/>
         </w:rPr>
-        <w:lastRenderedPageBreak/>
         <w:t>public</w:t>
       </w:r>
       <w:r>
@@ -2577,15 +2614,34 @@
     <w:p>
       <w:pPr>
         <w:rPr>
-          <w:b/>
-          <w:bCs/>
-        </w:rPr>
-      </w:pPr>
-      <w:r>
-        <w:rPr>
-          <w:b/>
-          <w:bCs/>
-        </w:rPr>
+          <w:rFonts w:ascii="Cambria Math" w:hAnsi="Cambria Math" w:cs="Cambria Math"/>
+          <w:b/>
+          <w:bCs/>
+        </w:rPr>
+      </w:pPr>
+    </w:p>
+    <w:p>
+      <w:pPr>
+        <w:rPr>
+          <w:rFonts w:ascii="Cambria Math" w:hAnsi="Cambria Math" w:cs="Cambria Math"/>
+          <w:b/>
+          <w:bCs/>
+        </w:rPr>
+      </w:pPr>
+    </w:p>
+    <w:p>
+      <w:pPr>
+        <w:rPr>
+          <w:b/>
+          <w:bCs/>
+        </w:rPr>
+      </w:pPr>
+      <w:r>
+        <w:rPr>
+          <w:b/>
+          <w:bCs/>
+        </w:rPr>
+        <w:lastRenderedPageBreak/>
         <w:t>Cenário 3:</w:t>
       </w:r>
     </w:p>
@@ -2607,11 +2663,7 @@
       </w:r>
       <w:proofErr w:type="spellEnd"/>
       <w:r>
-        <w:t xml:space="preserve">) durante o fim de semana de lançamento de um jogo muito aguardado. A infraestrutura ficou completamente </w:t>
-      </w:r>
-      <w:r>
-        <w:lastRenderedPageBreak/>
-        <w:t>inoperante por 18 horas, impedindo milhares de jogadores de acessar o serviço pelo qual pagavam mensalidade.</w:t>
+        <w:t>) durante o fim de semana de lançamento de um jogo muito aguardado. A infraestrutura ficou completamente inoperante por 18 horas, impedindo milhares de jogadores de acessar o serviço pelo qual pagavam mensalidade.</w:t>
       </w:r>
     </w:p>
     <w:p>
@@ -2822,15 +2874,25 @@
     <w:p>
       <w:pPr>
         <w:rPr>
-          <w:b/>
-          <w:bCs/>
-        </w:rPr>
-      </w:pPr>
-      <w:r>
-        <w:rPr>
-          <w:b/>
-          <w:bCs/>
-        </w:rPr>
+          <w:rFonts w:ascii="Cambria Math" w:hAnsi="Cambria Math" w:cs="Cambria Math"/>
+          <w:b/>
+          <w:bCs/>
+        </w:rPr>
+      </w:pPr>
+    </w:p>
+    <w:p>
+      <w:pPr>
+        <w:rPr>
+          <w:b/>
+          <w:bCs/>
+        </w:rPr>
+      </w:pPr>
+      <w:r>
+        <w:rPr>
+          <w:b/>
+          <w:bCs/>
+        </w:rPr>
+        <w:lastRenderedPageBreak/>
         <w:t>Caso 3:</w:t>
       </w:r>
     </w:p>
@@ -2844,11 +2906,7 @@
       </w:r>
       <w:proofErr w:type="spellEnd"/>
       <w:r>
-        <w:t xml:space="preserve"> download de um aplicativo de produtividade gratuito em um site de terceiros. O app funcionava normalmente, mas em segundo plano abriu um canal de comunicação oculto com </w:t>
-      </w:r>
-      <w:r>
-        <w:lastRenderedPageBreak/>
-        <w:t>um servidor remoto, permitindo que um invasor executasse comandos e roubasse arquivos do computador da vítima sem qualquer indicação visual de comprometimento.</w:t>
+        <w:t xml:space="preserve"> download de um aplicativo de produtividade gratuito em um site de terceiros. O app funcionava normalmente, mas em segundo plano abriu um canal de comunicação oculto com um servidor remoto, permitindo que um invasor executasse comandos e roubasse arquivos do computador da vítima sem qualquer indicação visual de comprometimento.</w:t>
       </w:r>
     </w:p>
     <w:p>
@@ -3073,6 +3131,7 @@
         <w:pStyle w:val="Ttulo1"/>
       </w:pPr>
       <w:r>
+        <w:lastRenderedPageBreak/>
         <w:t xml:space="preserve">No contexto da Programação Orientada a Objetos em Java, os métodos </w:t>
       </w:r>
       <w:proofErr w:type="spellStart"/>
@@ -3115,7 +3174,6 @@
     </w:p>
     <w:p>
       <w:r>
-        <w:lastRenderedPageBreak/>
         <w:t xml:space="preserve">B) O </w:t>
       </w:r>
       <w:proofErr w:type="spellStart"/>
